--- a/public/ResumeMalachiRosarioSwe.docx
+++ b/public/ResumeMalachiRosarioSwe.docx
@@ -7,6 +7,8 @@
         <w:jc w:val="center"/>
         <w:rPr>
           <w:rFonts w:ascii="Times New Roman" w:hAnsi="Times New Roman" w:cs="Times New Roman"/>
+          <w:b/>
+          <w:bCs/>
           <w:sz w:val="32"/>
           <w:szCs w:val="32"/>
         </w:rPr>
@@ -14,6 +16,8 @@
       <w:r>
         <w:rPr>
           <w:rFonts w:ascii="Times New Roman" w:hAnsi="Times New Roman" w:cs="Times New Roman"/>
+          <w:b/>
+          <w:bCs/>
           <w:sz w:val="32"/>
           <w:szCs w:val="32"/>
         </w:rPr>
@@ -31,9 +35,33 @@
         <w:rPr>
           <w:rFonts w:ascii="Times New Roman" w:hAnsi="Times New Roman" w:cs="Times New Roman"/>
         </w:rPr>
-        <w:t xml:space="preserve">Chicago, IL | 7738763940  | </w:t>
-      </w:r>
-      <w:hyperlink r:id="rId7" w:history="1">
+        <w:t>Chicago, IL | 773</w:t>
+      </w:r>
+      <w:r>
+        <w:rPr>
+          <w:rFonts w:ascii="Times New Roman" w:hAnsi="Times New Roman" w:cs="Times New Roman"/>
+        </w:rPr>
+        <w:t>.</w:t>
+      </w:r>
+      <w:r>
+        <w:rPr>
+          <w:rFonts w:ascii="Times New Roman" w:hAnsi="Times New Roman" w:cs="Times New Roman"/>
+        </w:rPr>
+        <w:t>876</w:t>
+      </w:r>
+      <w:r>
+        <w:rPr>
+          <w:rFonts w:ascii="Times New Roman" w:hAnsi="Times New Roman" w:cs="Times New Roman"/>
+        </w:rPr>
+        <w:t>.</w:t>
+      </w:r>
+      <w:r>
+        <w:rPr>
+          <w:rFonts w:ascii="Times New Roman" w:hAnsi="Times New Roman" w:cs="Times New Roman"/>
+        </w:rPr>
+        <w:t xml:space="preserve">3940  | </w:t>
+      </w:r>
+      <w:hyperlink r:id="rId8" w:history="1">
         <w:r>
           <w:rPr>
             <w:rFonts w:ascii="Times New Roman" w:hAnsi="Times New Roman" w:cs="Times New Roman"/>
@@ -49,7 +77,7 @@
         </w:rPr>
         <w:t xml:space="preserve"> | </w:t>
       </w:r>
-      <w:hyperlink r:id="rId8" w:history="1">
+      <w:hyperlink r:id="rId9" w:history="1">
         <w:r>
           <w:rPr>
             <w:rFonts w:ascii="Times New Roman" w:hAnsi="Times New Roman" w:cs="Times New Roman"/>
@@ -64,7 +92,7 @@
         </w:rPr>
         <w:t xml:space="preserve"> | </w:t>
       </w:r>
-      <w:hyperlink r:id="rId9" w:history="1">
+      <w:hyperlink r:id="rId10" w:history="1">
         <w:r>
           <w:rPr>
             <w:rFonts w:ascii="Times New Roman" w:hAnsi="Times New Roman" w:cs="Times New Roman"/>
@@ -105,20 +133,6 @@
           <w:rFonts w:ascii="Times New Roman" w:hAnsi="Times New Roman" w:cs="Times New Roman"/>
           <w:b/>
         </w:rPr>
-      </w:pPr>
-      <w:r>
-        <w:rPr>
-          <w:rFonts w:ascii="Times New Roman" w:hAnsi="Times New Roman" w:cs="Times New Roman"/>
-          <w:b/>
-        </w:rPr>
-        <w:t>Education</w:t>
-      </w:r>
-    </w:p>
-    <w:p>
-      <w:pPr>
-        <w:rPr>
-          <w:rFonts w:ascii="Times New Roman" w:hAnsi="Times New Roman" w:cs="Times New Roman"/>
-        </w:rPr>
         <w:sectPr>
           <w:pgSz w:w="12240" w:h="15840"/>
           <w:pgMar w:top="720" w:right="720" w:bottom="720" w:left="720" w:header="720" w:footer="720" w:gutter="0"/>
@@ -126,6 +140,20 @@
           <w:docGrid w:linePitch="360"/>
         </w:sectPr>
       </w:pPr>
+      <w:r>
+        <w:rPr>
+          <w:rFonts w:ascii="Times New Roman" w:hAnsi="Times New Roman" w:cs="Times New Roman"/>
+          <w:b/>
+        </w:rPr>
+        <w:t>E</w:t>
+      </w:r>
+      <w:r>
+        <w:rPr>
+          <w:rFonts w:ascii="Times New Roman" w:hAnsi="Times New Roman" w:cs="Times New Roman"/>
+          <w:b/>
+        </w:rPr>
+        <w:t xml:space="preserve">DUCATION </w:t>
+      </w:r>
     </w:p>
     <w:p>
       <w:pPr>
@@ -148,12 +176,6 @@
         <w:rPr>
           <w:rFonts w:ascii="Times New Roman" w:hAnsi="Times New Roman" w:cs="Times New Roman"/>
         </w:rPr>
-        <w:t xml:space="preserve"> </w:t>
-      </w:r>
-      <w:r>
-        <w:rPr>
-          <w:rFonts w:ascii="Times New Roman" w:hAnsi="Times New Roman" w:cs="Times New Roman"/>
-        </w:rPr>
         <w:tab/>
       </w:r>
       <w:r>
@@ -205,6 +227,45 @@
         <w:t>Bachelor of Science Computer Science</w:t>
       </w:r>
       <w:r>
+        <w:rPr>
+          <w:rFonts w:ascii="Times New Roman" w:hAnsi="Times New Roman" w:cs="Times New Roman"/>
+        </w:rPr>
+        <w:t xml:space="preserve"> </w:t>
+      </w:r>
+      <w:r>
+        <w:rPr>
+          <w:rFonts w:ascii="Times New Roman" w:hAnsi="Times New Roman" w:cs="Times New Roman"/>
+        </w:rPr>
+        <w:t xml:space="preserve">| </w:t>
+      </w:r>
+      <w:r>
+        <w:rPr>
+          <w:rFonts w:ascii="Times New Roman" w:hAnsi="Times New Roman" w:cs="Times New Roman"/>
+        </w:rPr>
+        <w:t>S</w:t>
+      </w:r>
+      <w:r>
+        <w:rPr>
+          <w:rFonts w:ascii="Times New Roman" w:hAnsi="Times New Roman" w:cs="Times New Roman"/>
+        </w:rPr>
+        <w:t>pecialization</w:t>
+      </w:r>
+      <w:r>
+        <w:rPr>
+          <w:rFonts w:ascii="Times New Roman" w:hAnsi="Times New Roman" w:cs="Times New Roman"/>
+        </w:rPr>
+        <w:t>:</w:t>
+      </w:r>
+      <w:r>
+        <w:rPr>
+          <w:rFonts w:ascii="Times New Roman" w:hAnsi="Times New Roman" w:cs="Times New Roman"/>
+        </w:rPr>
+        <w:t xml:space="preserve"> Data Science</w:t>
+      </w:r>
+      <w:r>
+        <w:rPr>
+          <w:rFonts w:ascii="Times New Roman" w:hAnsi="Times New Roman" w:cs="Times New Roman"/>
+        </w:rPr>
         <w:tab/>
       </w:r>
       <w:r>
@@ -262,7 +323,25 @@
         <w:rPr>
           <w:rFonts w:ascii="Times New Roman" w:hAnsi="Times New Roman" w:cs="Times New Roman"/>
         </w:rPr>
-        <w:t>Systems Programming | Data Mining | Probability and Statistics | Linear Algebra | Object-Oriented Programming I, II | Data Science | Discrete Structures | Graph Theory | Calculus 1, 2,</w:t>
+        <w:t xml:space="preserve">Systems Programming | </w:t>
+      </w:r>
+      <w:r>
+        <w:rPr>
+          <w:rFonts w:ascii="Times New Roman" w:hAnsi="Times New Roman" w:cs="Times New Roman"/>
+        </w:rPr>
+        <w:t>Parallel and Distributed Computing</w:t>
+      </w:r>
+      <w:r>
+        <w:rPr>
+          <w:rFonts w:ascii="Times New Roman" w:hAnsi="Times New Roman" w:cs="Times New Roman"/>
+        </w:rPr>
+        <w:t xml:space="preserve"> | </w:t>
+      </w:r>
+      <w:r>
+        <w:rPr>
+          <w:rFonts w:ascii="Times New Roman" w:hAnsi="Times New Roman" w:cs="Times New Roman"/>
+        </w:rPr>
+        <w:t>Data Mining |</w:t>
       </w:r>
       <w:r>
         <w:rPr>
@@ -274,13 +353,43 @@
         <w:rPr>
           <w:rFonts w:ascii="Times New Roman" w:hAnsi="Times New Roman" w:cs="Times New Roman"/>
         </w:rPr>
-        <w:t>3</w:t>
-      </w:r>
-      <w:r>
-        <w:rPr>
-          <w:rFonts w:ascii="Times New Roman" w:hAnsi="Times New Roman" w:cs="Times New Roman"/>
-        </w:rPr>
-        <w:t xml:space="preserve"> | Physics 1, 2</w:t>
+        <w:t>S</w:t>
+      </w:r>
+      <w:r>
+        <w:rPr>
+          <w:rFonts w:ascii="Times New Roman" w:hAnsi="Times New Roman" w:cs="Times New Roman"/>
+        </w:rPr>
+        <w:t>tochastic Processes</w:t>
+      </w:r>
+      <w:r>
+        <w:rPr>
+          <w:rFonts w:ascii="Times New Roman" w:hAnsi="Times New Roman" w:cs="Times New Roman"/>
+        </w:rPr>
+        <w:t xml:space="preserve"> </w:t>
+      </w:r>
+      <w:r>
+        <w:rPr>
+          <w:rFonts w:ascii="Times New Roman" w:hAnsi="Times New Roman" w:cs="Times New Roman"/>
+        </w:rPr>
+        <w:t>| Data Science | Artificial Intelligence</w:t>
+      </w:r>
+      <w:r>
+        <w:rPr>
+          <w:rFonts w:ascii="Times New Roman" w:hAnsi="Times New Roman" w:cs="Times New Roman"/>
+        </w:rPr>
+        <w:t xml:space="preserve"> </w:t>
+      </w:r>
+      <w:r>
+        <w:rPr>
+          <w:rFonts w:ascii="Times New Roman" w:hAnsi="Times New Roman" w:cs="Times New Roman"/>
+        </w:rPr>
+        <w:t>|</w:t>
+      </w:r>
+      <w:r>
+        <w:rPr>
+          <w:rFonts w:ascii="Times New Roman" w:hAnsi="Times New Roman" w:cs="Times New Roman"/>
+        </w:rPr>
+        <w:t xml:space="preserve"> Probability and Statistics | Linear Algebra | Object-Oriented Programming I, II </w:t>
       </w:r>
     </w:p>
     <w:p>
@@ -302,25 +411,25 @@
         <w:rPr>
           <w:rFonts w:ascii="Times New Roman" w:hAnsi="Times New Roman" w:cs="Times New Roman"/>
         </w:rPr>
-        <w:t>:</w:t>
-      </w:r>
-      <w:r>
-        <w:rPr>
-          <w:rFonts w:ascii="Times New Roman" w:hAnsi="Times New Roman" w:cs="Times New Roman"/>
-        </w:rPr>
-        <w:t xml:space="preserve"> Pi Kappa Phi</w:t>
-      </w:r>
-      <w:r>
-        <w:rPr>
-          <w:rFonts w:ascii="Times New Roman" w:hAnsi="Times New Roman" w:cs="Times New Roman"/>
-        </w:rPr>
-        <w:t xml:space="preserve"> |</w:t>
-      </w:r>
-      <w:r>
-        <w:rPr>
-          <w:rFonts w:ascii="Times New Roman" w:hAnsi="Times New Roman" w:cs="Times New Roman"/>
-        </w:rPr>
-        <w:t xml:space="preserve"> SHPE</w:t>
+        <w:t xml:space="preserve">: Pi Kappa Phi | SHPE </w:t>
+      </w:r>
+      <w:r>
+        <w:rPr>
+          <w:rFonts w:ascii="Times New Roman" w:hAnsi="Times New Roman" w:cs="Times New Roman"/>
+        </w:rPr>
+        <w:t xml:space="preserve">| ACM </w:t>
+      </w:r>
+      <w:r>
+        <w:rPr>
+          <w:rFonts w:ascii="Times New Roman" w:hAnsi="Times New Roman" w:cs="Times New Roman"/>
+        </w:rPr>
+        <w:t>|</w:t>
+      </w:r>
+      <w:r>
+        <w:rPr>
+          <w:rFonts w:ascii="Times New Roman" w:hAnsi="Times New Roman" w:cs="Times New Roman"/>
+        </w:rPr>
+        <w:t xml:space="preserve"> Codify</w:t>
       </w:r>
       <w:r>
         <w:rPr>
@@ -332,43 +441,13 @@
         <w:rPr>
           <w:rFonts w:ascii="Times New Roman" w:hAnsi="Times New Roman" w:cs="Times New Roman"/>
         </w:rPr>
-        <w:t>|</w:t>
-      </w:r>
-      <w:r>
-        <w:rPr>
-          <w:rFonts w:ascii="Times New Roman" w:hAnsi="Times New Roman" w:cs="Times New Roman"/>
-        </w:rPr>
-        <w:t xml:space="preserve"> ACM</w:t>
-      </w:r>
-      <w:r>
-        <w:rPr>
-          <w:rFonts w:ascii="Times New Roman" w:hAnsi="Times New Roman" w:cs="Times New Roman"/>
-        </w:rPr>
-        <w:t xml:space="preserve"> </w:t>
-      </w:r>
-      <w:r>
-        <w:rPr>
-          <w:rFonts w:ascii="Times New Roman" w:hAnsi="Times New Roman" w:cs="Times New Roman"/>
-        </w:rPr>
-        <w:t>|</w:t>
-      </w:r>
-      <w:r>
-        <w:rPr>
-          <w:rFonts w:ascii="Times New Roman" w:hAnsi="Times New Roman" w:cs="Times New Roman"/>
-        </w:rPr>
-        <w:t xml:space="preserve"> Exelon Summer Institute</w:t>
-      </w:r>
-      <w:r>
-        <w:rPr>
-          <w:rFonts w:ascii="Times New Roman" w:hAnsi="Times New Roman" w:cs="Times New Roman"/>
-        </w:rPr>
-        <w:t xml:space="preserve"> |</w:t>
-      </w:r>
-      <w:r>
-        <w:rPr>
-          <w:rFonts w:ascii="Times New Roman" w:hAnsi="Times New Roman" w:cs="Times New Roman"/>
-        </w:rPr>
-        <w:t xml:space="preserve"> C</w:t>
+        <w:t xml:space="preserve">| </w:t>
+      </w:r>
+      <w:r>
+        <w:rPr>
+          <w:rFonts w:ascii="Times New Roman" w:hAnsi="Times New Roman" w:cs="Times New Roman"/>
+        </w:rPr>
+        <w:t>Exelon Summer Institute | C</w:t>
       </w:r>
       <w:r>
         <w:rPr>
@@ -392,7 +471,14 @@
           <w:rFonts w:ascii="Times New Roman" w:hAnsi="Times New Roman" w:cs="Times New Roman"/>
           <w:b/>
         </w:rPr>
-        <w:t>Experience</w:t>
+        <w:t>E</w:t>
+      </w:r>
+      <w:r>
+        <w:rPr>
+          <w:rFonts w:ascii="Times New Roman" w:hAnsi="Times New Roman" w:cs="Times New Roman"/>
+          <w:b/>
+        </w:rPr>
+        <w:t>XPERIENCE</w:t>
       </w:r>
     </w:p>
     <w:p>
@@ -436,13 +522,7 @@
         <w:rPr>
           <w:rFonts w:ascii="Times New Roman" w:hAnsi="Times New Roman" w:cs="Times New Roman"/>
         </w:rPr>
-        <w:t>/2</w:t>
-      </w:r>
-      <w:r>
-        <w:rPr>
-          <w:rFonts w:ascii="Times New Roman" w:hAnsi="Times New Roman" w:cs="Times New Roman"/>
-        </w:rPr>
-        <w:t>02</w:t>
+        <w:t>/202</w:t>
       </w:r>
       <w:r>
         <w:rPr>
@@ -454,13 +534,7 @@
         <w:rPr>
           <w:rFonts w:ascii="Times New Roman" w:hAnsi="Times New Roman" w:cs="Times New Roman"/>
         </w:rPr>
-        <w:t xml:space="preserve"> –</w:t>
-      </w:r>
-      <w:r>
-        <w:rPr>
-          <w:rFonts w:ascii="Times New Roman" w:hAnsi="Times New Roman" w:cs="Times New Roman"/>
-        </w:rPr>
-        <w:t xml:space="preserve"> </w:t>
+        <w:t xml:space="preserve"> – </w:t>
       </w:r>
       <w:r>
         <w:rPr>
@@ -525,7 +599,7 @@
         <w:rPr>
           <w:rFonts w:ascii="Times New Roman" w:hAnsi="Times New Roman" w:cs="Times New Roman"/>
         </w:rPr>
-        <w:t>Built</w:t>
+        <w:t>Developed</w:t>
       </w:r>
       <w:r>
         <w:rPr>
@@ -635,43 +709,19 @@
         <w:rPr>
           <w:rFonts w:ascii="Times New Roman" w:hAnsi="Times New Roman" w:cs="Times New Roman"/>
         </w:rPr>
-        <w:t>so</w:t>
-      </w:r>
-      <w:r>
-        <w:rPr>
-          <w:rFonts w:ascii="Times New Roman" w:hAnsi="Times New Roman" w:cs="Times New Roman"/>
-        </w:rPr>
-        <w:t xml:space="preserve"> clients </w:t>
-      </w:r>
-      <w:r>
-        <w:rPr>
-          <w:rFonts w:ascii="Times New Roman" w:hAnsi="Times New Roman" w:cs="Times New Roman"/>
-        </w:rPr>
-        <w:t xml:space="preserve">and </w:t>
-      </w:r>
-      <w:r>
-        <w:rPr>
-          <w:rFonts w:ascii="Times New Roman" w:hAnsi="Times New Roman" w:cs="Times New Roman"/>
-        </w:rPr>
-        <w:t xml:space="preserve">internal users </w:t>
-      </w:r>
-      <w:r>
-        <w:rPr>
-          <w:rFonts w:ascii="Times New Roman" w:hAnsi="Times New Roman" w:cs="Times New Roman"/>
-        </w:rPr>
-        <w:t>can</w:t>
-      </w:r>
-      <w:r>
-        <w:rPr>
-          <w:rFonts w:ascii="Times New Roman" w:hAnsi="Times New Roman" w:cs="Times New Roman"/>
-        </w:rPr>
-        <w:t xml:space="preserve"> view, monitor, and interact with Snowflake</w:t>
-      </w:r>
-      <w:r>
-        <w:rPr>
-          <w:rFonts w:ascii="Times New Roman" w:hAnsi="Times New Roman" w:cs="Times New Roman"/>
-        </w:rPr>
-        <w:t xml:space="preserve"> </w:t>
+        <w:t>to access</w:t>
+      </w:r>
+      <w:r>
+        <w:rPr>
+          <w:rFonts w:ascii="Times New Roman" w:hAnsi="Times New Roman" w:cs="Times New Roman"/>
+        </w:rPr>
+        <w:t xml:space="preserve"> and interact with Snowflake</w:t>
+      </w:r>
+      <w:r>
+        <w:rPr>
+          <w:rFonts w:ascii="Times New Roman" w:hAnsi="Times New Roman" w:cs="Times New Roman"/>
+        </w:rPr>
+        <w:t>-</w:t>
       </w:r>
       <w:r>
         <w:rPr>
@@ -707,19 +757,25 @@
         <w:rPr>
           <w:rFonts w:ascii="Times New Roman" w:hAnsi="Times New Roman" w:cs="Times New Roman"/>
         </w:rPr>
-        <w:t>system that flattened tables and filter</w:t>
-      </w:r>
-      <w:r>
-        <w:rPr>
-          <w:rFonts w:ascii="Times New Roman" w:hAnsi="Times New Roman" w:cs="Times New Roman"/>
-        </w:rPr>
-        <w:t>s</w:t>
-      </w:r>
-      <w:r>
-        <w:rPr>
-          <w:rFonts w:ascii="Times New Roman" w:hAnsi="Times New Roman" w:cs="Times New Roman"/>
-        </w:rPr>
-        <w:t xml:space="preserve">, with real-time synchronization and support for any database schema. </w:t>
+        <w:t xml:space="preserve">layer supporting </w:t>
+      </w:r>
+      <w:r>
+        <w:rPr>
+          <w:rFonts w:ascii="Times New Roman" w:hAnsi="Times New Roman" w:cs="Times New Roman"/>
+        </w:rPr>
+        <w:t>real-time synchronization a</w:t>
+      </w:r>
+      <w:r>
+        <w:rPr>
+          <w:rFonts w:ascii="Times New Roman" w:hAnsi="Times New Roman" w:cs="Times New Roman"/>
+        </w:rPr>
+        <w:t xml:space="preserve">cross </w:t>
+      </w:r>
+      <w:r>
+        <w:rPr>
+          <w:rFonts w:ascii="Times New Roman" w:hAnsi="Times New Roman" w:cs="Times New Roman"/>
+        </w:rPr>
+        <w:t>arbitrary database schemas.</w:t>
       </w:r>
     </w:p>
     <w:p>
@@ -737,35 +793,74 @@
         <w:rPr>
           <w:rFonts w:ascii="Times New Roman" w:hAnsi="Times New Roman" w:cs="Times New Roman"/>
         </w:rPr>
-        <w:t>Created a stock lifecycle visualization tool to display historical trends and key</w:t>
-      </w:r>
-      <w:r>
-        <w:rPr>
-          <w:rFonts w:ascii="Times New Roman" w:hAnsi="Times New Roman" w:cs="Times New Roman"/>
-        </w:rPr>
-        <w:t xml:space="preserve"> </w:t>
-      </w:r>
-      <w:r>
-        <w:rPr>
-          <w:rFonts w:ascii="Times New Roman" w:hAnsi="Times New Roman" w:cs="Times New Roman"/>
-        </w:rPr>
-        <w:t>metrics across</w:t>
-      </w:r>
-      <w:r>
-        <w:rPr>
-          <w:rFonts w:ascii="Times New Roman" w:hAnsi="Times New Roman" w:cs="Times New Roman"/>
-        </w:rPr>
-        <w:t xml:space="preserve"> </w:t>
-      </w:r>
-      <w:r>
-        <w:rPr>
-          <w:rFonts w:ascii="Times New Roman" w:hAnsi="Times New Roman" w:cs="Times New Roman"/>
-        </w:rPr>
-        <w:t>investment stages.</w:t>
+        <w:t>Implemented a schema-aware filtering interface supporting text, numeric, and date predicates, enabling flexible querying of Snowflake data from the mobile client.</w:t>
       </w:r>
     </w:p>
     <w:p>
       <w:pPr>
+        <w:pStyle w:val="ListParagraph"/>
+        <w:numPr>
+          <w:ilvl w:val="0"/>
+          <w:numId w:val="13"/>
+        </w:numPr>
+        <w:rPr>
+          <w:rFonts w:ascii="Times New Roman" w:hAnsi="Times New Roman" w:cs="Times New Roman"/>
+        </w:rPr>
+      </w:pPr>
+      <w:r>
+        <w:rPr>
+          <w:rFonts w:ascii="Times New Roman" w:hAnsi="Times New Roman" w:cs="Times New Roman"/>
+        </w:rPr>
+        <w:t>Developed</w:t>
+      </w:r>
+      <w:r>
+        <w:rPr>
+          <w:rFonts w:ascii="Times New Roman" w:hAnsi="Times New Roman" w:cs="Times New Roman"/>
+        </w:rPr>
+        <w:t xml:space="preserve"> stock lifecycle visualization tool</w:t>
+      </w:r>
+      <w:r>
+        <w:rPr>
+          <w:rFonts w:ascii="Times New Roman" w:hAnsi="Times New Roman" w:cs="Times New Roman"/>
+        </w:rPr>
+        <w:t>s</w:t>
+      </w:r>
+      <w:r>
+        <w:rPr>
+          <w:rFonts w:ascii="Times New Roman" w:hAnsi="Times New Roman" w:cs="Times New Roman"/>
+        </w:rPr>
+        <w:t xml:space="preserve"> to display historical trends and key</w:t>
+      </w:r>
+      <w:r>
+        <w:rPr>
+          <w:rFonts w:ascii="Times New Roman" w:hAnsi="Times New Roman" w:cs="Times New Roman"/>
+        </w:rPr>
+        <w:t xml:space="preserve"> </w:t>
+      </w:r>
+      <w:r>
+        <w:rPr>
+          <w:rFonts w:ascii="Times New Roman" w:hAnsi="Times New Roman" w:cs="Times New Roman"/>
+        </w:rPr>
+        <w:t>metrics across</w:t>
+      </w:r>
+      <w:r>
+        <w:rPr>
+          <w:rFonts w:ascii="Times New Roman" w:hAnsi="Times New Roman" w:cs="Times New Roman"/>
+        </w:rPr>
+        <w:t xml:space="preserve"> </w:t>
+      </w:r>
+      <w:r>
+        <w:rPr>
+          <w:rFonts w:ascii="Times New Roman" w:hAnsi="Times New Roman" w:cs="Times New Roman"/>
+        </w:rPr>
+        <w:t>investment stages.</w:t>
+      </w:r>
+    </w:p>
+    <w:p>
+      <w:pPr>
+        <w:tabs>
+          <w:tab w:val="right" w:pos="10800"/>
+        </w:tabs>
         <w:rPr>
           <w:rFonts w:ascii="Times New Roman" w:hAnsi="Times New Roman" w:cs="Times New Roman"/>
         </w:rPr>
@@ -776,7 +871,7 @@
           <w:b/>
           <w:bCs/>
         </w:rPr>
-        <w:t>Teaching</w:t>
+        <w:t xml:space="preserve">Teaching Assistant (TA): CS 116 </w:t>
       </w:r>
       <w:r>
         <w:rPr>
@@ -784,7 +879,7 @@
           <w:b/>
           <w:bCs/>
         </w:rPr>
-        <w:t xml:space="preserve"> </w:t>
+        <w:t>Data Structures and Algorithms</w:t>
       </w:r>
       <w:r>
         <w:rPr>
@@ -792,86 +887,13 @@
           <w:b/>
           <w:bCs/>
         </w:rPr>
-        <w:t>Assistant (TA): CS</w:t>
-      </w:r>
-      <w:r>
-        <w:rPr>
-          <w:rFonts w:ascii="Times New Roman" w:hAnsi="Times New Roman" w:cs="Times New Roman"/>
-          <w:b/>
-          <w:bCs/>
-        </w:rPr>
-        <w:t xml:space="preserve"> 331 </w:t>
-      </w:r>
-      <w:r>
-        <w:rPr>
-          <w:rFonts w:ascii="Times New Roman" w:hAnsi="Times New Roman" w:cs="Times New Roman"/>
-          <w:b/>
-          <w:bCs/>
-        </w:rPr>
-        <w:t>Data Structures and Algorithm</w:t>
-      </w:r>
-      <w:r>
-        <w:rPr>
-          <w:rFonts w:ascii="Times New Roman" w:hAnsi="Times New Roman" w:cs="Times New Roman"/>
-          <w:b/>
-          <w:bCs/>
-        </w:rPr>
         <w:tab/>
       </w:r>
       <w:r>
         <w:rPr>
           <w:rFonts w:ascii="Times New Roman" w:hAnsi="Times New Roman" w:cs="Times New Roman"/>
-          <w:b/>
-          <w:bCs/>
-        </w:rPr>
-        <w:tab/>
-      </w:r>
-      <w:r>
-        <w:rPr>
-          <w:rFonts w:ascii="Times New Roman" w:hAnsi="Times New Roman" w:cs="Times New Roman"/>
-          <w:b/>
-          <w:bCs/>
-        </w:rPr>
-        <w:tab/>
-      </w:r>
-      <w:r>
-        <w:rPr>
-          <w:rFonts w:ascii="Times New Roman" w:hAnsi="Times New Roman" w:cs="Times New Roman"/>
-          <w:b/>
-          <w:bCs/>
-        </w:rPr>
-        <w:tab/>
-        <w:t xml:space="preserve">         </w:t>
-      </w:r>
-      <w:r>
-        <w:rPr>
-          <w:rFonts w:ascii="Times New Roman" w:hAnsi="Times New Roman" w:cs="Times New Roman"/>
-        </w:rPr>
-        <w:t>0</w:t>
-      </w:r>
-      <w:r>
-        <w:rPr>
-          <w:rFonts w:ascii="Times New Roman" w:hAnsi="Times New Roman" w:cs="Times New Roman"/>
-        </w:rPr>
-        <w:t>8</w:t>
-      </w:r>
-      <w:r>
-        <w:rPr>
-          <w:rFonts w:ascii="Times New Roman" w:hAnsi="Times New Roman" w:cs="Times New Roman"/>
-        </w:rPr>
-        <w:t>/2024 –</w:t>
-      </w:r>
-      <w:r>
-        <w:rPr>
-          <w:rFonts w:ascii="Times New Roman" w:hAnsi="Times New Roman" w:cs="Times New Roman"/>
-        </w:rPr>
-        <w:t xml:space="preserve"> </w:t>
-      </w:r>
-      <w:r>
-        <w:rPr>
-          <w:rFonts w:ascii="Times New Roman" w:hAnsi="Times New Roman" w:cs="Times New Roman"/>
-        </w:rPr>
-        <w:t>12/2024</w:t>
+        </w:rPr>
+        <w:t>01/2024 – 05/2024</w:t>
       </w:r>
     </w:p>
     <w:p>
@@ -940,19 +962,19 @@
         <w:rPr>
           <w:rFonts w:ascii="Times New Roman" w:hAnsi="Times New Roman" w:cs="Times New Roman"/>
         </w:rPr>
-        <w:t>algorithms</w:t>
+        <w:t xml:space="preserve">algorithms </w:t>
+      </w:r>
+      <w:r>
+        <w:rPr>
+          <w:rFonts w:ascii="Times New Roman" w:hAnsi="Times New Roman" w:cs="Times New Roman"/>
+        </w:rPr>
+        <w:t>such as</w:t>
       </w:r>
       <w:r>
         <w:rPr>
           <w:rFonts w:ascii="Times New Roman" w:hAnsi="Times New Roman" w:cs="Times New Roman"/>
         </w:rPr>
         <w:t xml:space="preserve"> </w:t>
-      </w:r>
-      <w:r>
-        <w:rPr>
-          <w:rFonts w:ascii="Times New Roman" w:hAnsi="Times New Roman" w:cs="Times New Roman"/>
-        </w:rPr>
-        <w:t xml:space="preserve">like </w:t>
       </w:r>
       <w:r>
         <w:rPr>
@@ -1020,34 +1042,16 @@
           <w:b/>
           <w:bCs/>
         </w:rPr>
-        <w:t xml:space="preserve">Software Engineer </w:t>
-      </w:r>
-      <w:proofErr w:type="gramStart"/>
+        <w:t>Software Engineer Intern</w:t>
+      </w:r>
       <w:r>
         <w:rPr>
           <w:rFonts w:ascii="Times New Roman" w:hAnsi="Times New Roman" w:cs="Times New Roman"/>
           <w:b/>
           <w:bCs/>
         </w:rPr>
-        <w:t xml:space="preserve">Intern </w:t>
-      </w:r>
-      <w:r>
-        <w:rPr>
-          <w:rFonts w:ascii="Times New Roman" w:hAnsi="Times New Roman" w:cs="Times New Roman"/>
-          <w:b/>
-          <w:bCs/>
-        </w:rPr>
-        <w:t xml:space="preserve"> </w:t>
-      </w:r>
-      <w:r>
-        <w:rPr>
-          <w:rFonts w:ascii="Times New Roman" w:hAnsi="Times New Roman" w:cs="Times New Roman"/>
-          <w:b/>
-          <w:bCs/>
-        </w:rPr>
         <w:tab/>
       </w:r>
-      <w:proofErr w:type="gramEnd"/>
       <w:r>
         <w:rPr>
           <w:rFonts w:ascii="Times New Roman" w:hAnsi="Times New Roman" w:cs="Times New Roman"/>
@@ -1131,7 +1135,37 @@
         <w:rPr>
           <w:rFonts w:ascii="Times New Roman" w:hAnsi="Times New Roman" w:cs="Times New Roman"/>
         </w:rPr>
-        <w:t>Team lead for the demo</w:t>
+        <w:t xml:space="preserve">Led development of the </w:t>
+      </w:r>
+      <w:r>
+        <w:rPr>
+          <w:rFonts w:ascii="Times New Roman" w:hAnsi="Times New Roman" w:cs="Times New Roman"/>
+        </w:rPr>
+        <w:t>demo</w:t>
+      </w:r>
+      <w:r>
+        <w:rPr>
+          <w:rFonts w:ascii="Times New Roman" w:hAnsi="Times New Roman" w:cs="Times New Roman"/>
+        </w:rPr>
+        <w:t xml:space="preserve">, </w:t>
+      </w:r>
+      <w:r>
+        <w:rPr>
+          <w:rFonts w:ascii="Times New Roman" w:hAnsi="Times New Roman" w:cs="Times New Roman"/>
+        </w:rPr>
+        <w:t>rais</w:t>
+      </w:r>
+      <w:r>
+        <w:rPr>
+          <w:rFonts w:ascii="Times New Roman" w:hAnsi="Times New Roman" w:cs="Times New Roman"/>
+        </w:rPr>
+        <w:t>ing</w:t>
+      </w:r>
+      <w:r>
+        <w:rPr>
+          <w:rFonts w:ascii="Times New Roman" w:hAnsi="Times New Roman" w:cs="Times New Roman"/>
+        </w:rPr>
+        <w:t xml:space="preserve"> over $5</w:t>
       </w:r>
       <w:r>
         <w:rPr>
@@ -1143,7 +1177,43 @@
         <w:rPr>
           <w:rFonts w:ascii="Times New Roman" w:hAnsi="Times New Roman" w:cs="Times New Roman"/>
         </w:rPr>
-        <w:t xml:space="preserve"> which raised over $5000 from investors such as Microsoft for start-ups.</w:t>
+        <w:t>000 from investors</w:t>
+      </w:r>
+      <w:r>
+        <w:rPr>
+          <w:rFonts w:ascii="Times New Roman" w:hAnsi="Times New Roman" w:cs="Times New Roman"/>
+        </w:rPr>
+        <w:t>,</w:t>
+      </w:r>
+      <w:r>
+        <w:rPr>
+          <w:rFonts w:ascii="Times New Roman" w:hAnsi="Times New Roman" w:cs="Times New Roman"/>
+        </w:rPr>
+        <w:t xml:space="preserve"> </w:t>
+      </w:r>
+      <w:r>
+        <w:rPr>
+          <w:rFonts w:ascii="Times New Roman" w:hAnsi="Times New Roman" w:cs="Times New Roman"/>
+        </w:rPr>
+        <w:t>including</w:t>
+      </w:r>
+      <w:r>
+        <w:rPr>
+          <w:rFonts w:ascii="Times New Roman" w:hAnsi="Times New Roman" w:cs="Times New Roman"/>
+        </w:rPr>
+        <w:t xml:space="preserve"> Microsoft</w:t>
+      </w:r>
+      <w:r>
+        <w:rPr>
+          <w:rFonts w:ascii="Times New Roman" w:hAnsi="Times New Roman" w:cs="Times New Roman"/>
+        </w:rPr>
+        <w:t>,</w:t>
+      </w:r>
+      <w:r>
+        <w:rPr>
+          <w:rFonts w:ascii="Times New Roman" w:hAnsi="Times New Roman" w:cs="Times New Roman"/>
+        </w:rPr>
+        <w:t xml:space="preserve"> for start-ups.</w:t>
       </w:r>
     </w:p>
     <w:p>
@@ -1167,7 +1237,13 @@
         <w:rPr>
           <w:rFonts w:ascii="Times New Roman" w:hAnsi="Times New Roman" w:cs="Times New Roman"/>
         </w:rPr>
-        <w:t xml:space="preserve">headed the </w:t>
+        <w:t xml:space="preserve">headed </w:t>
+      </w:r>
+      <w:r>
+        <w:rPr>
+          <w:rFonts w:ascii="Times New Roman" w:hAnsi="Times New Roman" w:cs="Times New Roman"/>
+        </w:rPr>
+        <w:t xml:space="preserve">the </w:t>
       </w:r>
       <w:r>
         <w:rPr>
@@ -1409,7 +1485,7 @@
           <w:b/>
           <w:bCs/>
         </w:rPr>
-        <w:t xml:space="preserve">CS 116 Object-Oriented Programming II </w:t>
+        <w:t>CS 116 Object-Oriented Programming II</w:t>
       </w:r>
       <w:r>
         <w:rPr>
@@ -1512,14 +1588,13 @@
         <w:rPr>
           <w:rFonts w:ascii="Times New Roman" w:hAnsi="Times New Roman" w:cs="Times New Roman"/>
         </w:rPr>
-        <w:t xml:space="preserve">Taught lessons on data structures, algorithms, recursions, object-oriented </w:t>
-      </w:r>
-      <w:proofErr w:type="gramStart"/>
-      <w:r>
-        <w:rPr>
-          <w:rFonts w:ascii="Times New Roman" w:hAnsi="Times New Roman" w:cs="Times New Roman"/>
-        </w:rPr>
-        <w:t>programming</w:t>
+        <w:t>Taught lessons on data structures, algorithms, recursions, object-oriented programming</w:t>
+      </w:r>
+      <w:r>
+        <w:rPr>
+          <w:rFonts w:ascii="Times New Roman" w:hAnsi="Times New Roman" w:cs="Times New Roman"/>
+        </w:rPr>
+        <w:t xml:space="preserve"> </w:t>
       </w:r>
       <w:r>
         <w:rPr>
@@ -1527,7 +1602,6 @@
         </w:rPr>
         <w:t>(</w:t>
       </w:r>
-      <w:proofErr w:type="gramEnd"/>
       <w:r>
         <w:rPr>
           <w:rFonts w:ascii="Times New Roman" w:hAnsi="Times New Roman" w:cs="Times New Roman"/>
@@ -1592,7 +1666,14 @@
           <w:rFonts w:ascii="Times New Roman" w:hAnsi="Times New Roman" w:cs="Times New Roman"/>
           <w:b/>
         </w:rPr>
-        <w:t>Skills</w:t>
+        <w:t>S</w:t>
+      </w:r>
+      <w:r>
+        <w:rPr>
+          <w:rFonts w:ascii="Times New Roman" w:hAnsi="Times New Roman" w:cs="Times New Roman"/>
+          <w:b/>
+        </w:rPr>
+        <w:t>KILLS</w:t>
       </w:r>
     </w:p>
     <w:p>
@@ -1673,13 +1754,7 @@
         <w:rPr>
           <w:rFonts w:ascii="Times New Roman" w:hAnsi="Times New Roman" w:cs="Times New Roman"/>
         </w:rPr>
-        <w:t>| JavaScript</w:t>
-      </w:r>
-      <w:r>
-        <w:rPr>
-          <w:rFonts w:ascii="Times New Roman" w:hAnsi="Times New Roman" w:cs="Times New Roman"/>
-        </w:rPr>
-        <w:t xml:space="preserve"> </w:t>
+        <w:t xml:space="preserve">| JavaScript </w:t>
       </w:r>
       <w:r>
         <w:rPr>
@@ -1822,13 +1897,7 @@
         <w:rPr>
           <w:rFonts w:ascii="Times New Roman" w:hAnsi="Times New Roman" w:cs="Times New Roman"/>
         </w:rPr>
-        <w:t xml:space="preserve"> </w:t>
-      </w:r>
-      <w:r>
-        <w:rPr>
-          <w:rFonts w:ascii="Times New Roman" w:hAnsi="Times New Roman" w:cs="Times New Roman"/>
-        </w:rPr>
-        <w:t>| Pandas | N</w:t>
+        <w:t xml:space="preserve"> | Pandas | N</w:t>
       </w:r>
       <w:r>
         <w:rPr>
@@ -1975,19 +2044,7 @@
         <w:rPr>
           <w:rFonts w:ascii="Times New Roman" w:hAnsi="Times New Roman" w:cs="Times New Roman"/>
         </w:rPr>
-        <w:t>A</w:t>
-      </w:r>
-      <w:r>
-        <w:rPr>
-          <w:rFonts w:ascii="Times New Roman" w:hAnsi="Times New Roman" w:cs="Times New Roman"/>
-        </w:rPr>
-        <w:t>irflow</w:t>
-      </w:r>
-      <w:r>
-        <w:rPr>
-          <w:rFonts w:ascii="Times New Roman" w:hAnsi="Times New Roman" w:cs="Times New Roman"/>
-        </w:rPr>
-        <w:t xml:space="preserve"> |</w:t>
+        <w:t>Airflow |</w:t>
       </w:r>
       <w:r>
         <w:rPr>
@@ -2023,13 +2080,7 @@
         <w:rPr>
           <w:rFonts w:ascii="Times New Roman" w:hAnsi="Times New Roman" w:cs="Times New Roman"/>
         </w:rPr>
-        <w:t xml:space="preserve">| </w:t>
-      </w:r>
-      <w:r>
-        <w:rPr>
-          <w:rFonts w:ascii="Times New Roman" w:hAnsi="Times New Roman" w:cs="Times New Roman"/>
-        </w:rPr>
-        <w:t xml:space="preserve">MySQL </w:t>
+        <w:t xml:space="preserve">| MySQL </w:t>
       </w:r>
       <w:r>
         <w:rPr>
@@ -2090,7 +2141,14 @@
           <w:rFonts w:ascii="Times New Roman" w:hAnsi="Times New Roman" w:cs="Times New Roman"/>
           <w:b/>
         </w:rPr>
-        <w:t>Projects</w:t>
+        <w:t>P</w:t>
+      </w:r>
+      <w:r>
+        <w:rPr>
+          <w:rFonts w:ascii="Times New Roman" w:hAnsi="Times New Roman" w:cs="Times New Roman"/>
+          <w:b/>
+        </w:rPr>
+        <w:t>ROJECTS</w:t>
       </w:r>
     </w:p>
     <w:p>
@@ -2138,15 +2196,9 @@
         <w:rPr>
           <w:rFonts w:ascii="Times New Roman" w:hAnsi="Times New Roman" w:cs="Times New Roman"/>
         </w:rPr>
-        <w:t xml:space="preserve"> </w:t>
-      </w:r>
-      <w:r>
-        <w:rPr>
-          <w:rFonts w:ascii="Times New Roman" w:hAnsi="Times New Roman" w:cs="Times New Roman"/>
-        </w:rPr>
         <w:tab/>
       </w:r>
-      <w:hyperlink r:id="rId10" w:history="1">
+      <w:hyperlink r:id="rId11" w:history="1">
         <w:r>
           <w:rPr>
             <w:rStyle w:val="Hyperlink"/>
@@ -2172,7 +2224,19 @@
         <w:rPr>
           <w:rFonts w:ascii="Times New Roman" w:hAnsi="Times New Roman" w:cs="Times New Roman"/>
         </w:rPr>
-        <w:t>Developed an end-to-end ETL pipeline using Python, Airflow, and Azure to collect and process stock data for S&amp;P 500 companies in real-time.</w:t>
+        <w:t>Developed an end-to-end ETL pipeline using Python, Airflow, and Azure to collect</w:t>
+      </w:r>
+      <w:r>
+        <w:rPr>
+          <w:rFonts w:ascii="Times New Roman" w:hAnsi="Times New Roman" w:cs="Times New Roman"/>
+        </w:rPr>
+        <w:t xml:space="preserve">, transform, and load </w:t>
+      </w:r>
+      <w:r>
+        <w:rPr>
+          <w:rFonts w:ascii="Times New Roman" w:hAnsi="Times New Roman" w:cs="Times New Roman"/>
+        </w:rPr>
+        <w:t>stock data for S&amp;P 500 companies in real-time.</w:t>
       </w:r>
       <w:r>
         <w:rPr>
@@ -2184,13 +2248,19 @@
         <w:rPr>
           <w:rFonts w:ascii="Times New Roman" w:hAnsi="Times New Roman" w:cs="Times New Roman"/>
         </w:rPr>
-        <w:t>C</w:t>
-      </w:r>
-      <w:r>
-        <w:rPr>
-          <w:rFonts w:ascii="Times New Roman" w:hAnsi="Times New Roman" w:cs="Times New Roman"/>
-        </w:rPr>
-        <w:t xml:space="preserve">ontainerized the system with Docker and built a </w:t>
+        <w:t xml:space="preserve">Containerized the system with Docker and </w:t>
+      </w:r>
+      <w:r>
+        <w:rPr>
+          <w:rFonts w:ascii="Times New Roman" w:hAnsi="Times New Roman" w:cs="Times New Roman"/>
+        </w:rPr>
+        <w:t>provided</w:t>
+      </w:r>
+      <w:r>
+        <w:rPr>
+          <w:rFonts w:ascii="Times New Roman" w:hAnsi="Times New Roman" w:cs="Times New Roman"/>
+        </w:rPr>
+        <w:t xml:space="preserve"> a </w:t>
       </w:r>
       <w:proofErr w:type="spellStart"/>
       <w:r>
@@ -2228,7 +2298,31 @@
         <w:rPr>
           <w:rFonts w:ascii="Times New Roman" w:hAnsi="Times New Roman" w:cs="Times New Roman"/>
         </w:rPr>
-        <w:t>Automated extraction from Yahoo Finance and transformed the data into structured formats, storing it in Azure Blob Storage and Azure SQL.</w:t>
+        <w:t>Automated extraction from Yahoo Finance</w:t>
+      </w:r>
+      <w:r>
+        <w:rPr>
+          <w:rFonts w:ascii="Times New Roman" w:hAnsi="Times New Roman" w:cs="Times New Roman"/>
+        </w:rPr>
+        <w:t>,</w:t>
+      </w:r>
+      <w:r>
+        <w:rPr>
+          <w:rFonts w:ascii="Times New Roman" w:hAnsi="Times New Roman" w:cs="Times New Roman"/>
+        </w:rPr>
+        <w:t xml:space="preserve"> </w:t>
+      </w:r>
+      <w:r>
+        <w:rPr>
+          <w:rFonts w:ascii="Times New Roman" w:hAnsi="Times New Roman" w:cs="Times New Roman"/>
+        </w:rPr>
+        <w:t>transforming data</w:t>
+      </w:r>
+      <w:r>
+        <w:rPr>
+          <w:rFonts w:ascii="Times New Roman" w:hAnsi="Times New Roman" w:cs="Times New Roman"/>
+        </w:rPr>
+        <w:t xml:space="preserve"> into structured formats, storing it in Azure Blob Storage and Azure SQL.</w:t>
       </w:r>
     </w:p>
     <w:p>
@@ -2246,13 +2340,13 @@
         <w:rPr>
           <w:rFonts w:ascii="Times New Roman" w:hAnsi="Times New Roman" w:cs="Times New Roman"/>
         </w:rPr>
-        <w:t>Scheduled hourly price updates and monthly company refreshes with Airflow</w:t>
-      </w:r>
-      <w:r>
-        <w:rPr>
-          <w:rFonts w:ascii="Times New Roman" w:hAnsi="Times New Roman" w:cs="Times New Roman"/>
-        </w:rPr>
-        <w:t>.</w:t>
+        <w:t>Orchestrated</w:t>
+      </w:r>
+      <w:r>
+        <w:rPr>
+          <w:rFonts w:ascii="Times New Roman" w:hAnsi="Times New Roman" w:cs="Times New Roman"/>
+        </w:rPr>
+        <w:t xml:space="preserve"> hourly price updates and monthly company refreshes with Airflow.</w:t>
       </w:r>
     </w:p>
     <w:p>
@@ -2327,12 +2421,6 @@
         </w:rPr>
         <w:t xml:space="preserve"> model.</w:t>
       </w:r>
-      <w:r>
-        <w:rPr>
-          <w:rFonts w:ascii="Times New Roman" w:hAnsi="Times New Roman" w:cs="Times New Roman"/>
-        </w:rPr>
-        <w:t xml:space="preserve">  </w:t>
-      </w:r>
     </w:p>
     <w:p>
       <w:pPr>
@@ -2349,41 +2437,25 @@
         <w:rPr>
           <w:rFonts w:ascii="Times New Roman" w:hAnsi="Times New Roman" w:cs="Times New Roman"/>
         </w:rPr>
-        <w:t xml:space="preserve">Streamed pitch data from MLB </w:t>
-      </w:r>
-      <w:proofErr w:type="spellStart"/>
-      <w:r>
-        <w:rPr>
-          <w:rFonts w:ascii="Times New Roman" w:hAnsi="Times New Roman" w:cs="Times New Roman"/>
-        </w:rPr>
-        <w:t>StatsAPI</w:t>
-      </w:r>
-      <w:proofErr w:type="spellEnd"/>
-      <w:r>
-        <w:rPr>
-          <w:rFonts w:ascii="Times New Roman" w:hAnsi="Times New Roman" w:cs="Times New Roman"/>
-        </w:rPr>
-        <w:t xml:space="preserve"> through Kafka with one-hot encoding and </w:t>
-      </w:r>
-      <w:proofErr w:type="spellStart"/>
-      <w:r>
-        <w:rPr>
-          <w:rFonts w:ascii="Times New Roman" w:hAnsi="Times New Roman" w:cs="Times New Roman"/>
-        </w:rPr>
-        <w:t>J</w:t>
-      </w:r>
-      <w:r>
-        <w:rPr>
-          <w:rFonts w:ascii="Times New Roman" w:hAnsi="Times New Roman" w:cs="Times New Roman"/>
-        </w:rPr>
-        <w:t>oblib</w:t>
-      </w:r>
-      <w:proofErr w:type="spellEnd"/>
-      <w:r>
-        <w:rPr>
-          <w:rFonts w:ascii="Times New Roman" w:hAnsi="Times New Roman" w:cs="Times New Roman"/>
-        </w:rPr>
-        <w:t xml:space="preserve"> for inference.</w:t>
+        <w:t>Architected a distributed producer</w:t>
+      </w:r>
+      <w:r>
+        <w:rPr>
+          <w:rFonts w:ascii="Times New Roman" w:hAnsi="Times New Roman" w:cs="Times New Roman"/>
+        </w:rPr>
+        <w:t>/</w:t>
+      </w:r>
+      <w:r>
+        <w:rPr>
+          <w:rFonts w:ascii="Times New Roman" w:hAnsi="Times New Roman" w:cs="Times New Roman"/>
+        </w:rPr>
+        <w:t xml:space="preserve">consumer streaming workflow </w:t>
+      </w:r>
+      <w:r>
+        <w:rPr>
+          <w:rFonts w:ascii="Times New Roman" w:hAnsi="Times New Roman" w:cs="Times New Roman"/>
+        </w:rPr>
+        <w:t>to preserve event ordering.</w:t>
       </w:r>
     </w:p>
     <w:p>
@@ -2401,60 +2473,41 @@
         <w:rPr>
           <w:rFonts w:ascii="Times New Roman" w:hAnsi="Times New Roman" w:cs="Times New Roman"/>
         </w:rPr>
-        <w:t>Created a</w:t>
-      </w:r>
-      <w:r>
-        <w:rPr>
-          <w:rFonts w:ascii="Times New Roman" w:hAnsi="Times New Roman" w:cs="Times New Roman"/>
-        </w:rPr>
-        <w:t>n interactive</w:t>
-      </w:r>
-      <w:r>
-        <w:rPr>
-          <w:rFonts w:ascii="Times New Roman" w:hAnsi="Times New Roman" w:cs="Times New Roman"/>
-        </w:rPr>
-        <w:t xml:space="preserve"> </w:t>
+        <w:t xml:space="preserve">Streamed pitch data from MLB </w:t>
       </w:r>
       <w:proofErr w:type="spellStart"/>
       <w:r>
         <w:rPr>
           <w:rFonts w:ascii="Times New Roman" w:hAnsi="Times New Roman" w:cs="Times New Roman"/>
         </w:rPr>
-        <w:t>Streamlit</w:t>
+        <w:t>StatsAPI</w:t>
       </w:r>
       <w:proofErr w:type="spellEnd"/>
       <w:r>
         <w:rPr>
           <w:rFonts w:ascii="Times New Roman" w:hAnsi="Times New Roman" w:cs="Times New Roman"/>
         </w:rPr>
-        <w:t xml:space="preserve"> dashboard to display live pitch predictions and navigate game sequences.</w:t>
-      </w:r>
-    </w:p>
-    <w:p>
-      <w:pPr>
-        <w:rPr>
-          <w:rFonts w:ascii="Times New Roman" w:hAnsi="Times New Roman" w:cs="Times New Roman"/>
-          <w:b/>
-          <w:bCs/>
-        </w:rPr>
-      </w:pPr>
+        <w:t xml:space="preserve"> through Kafka with one-hot encoding and </w:t>
+      </w:r>
       <w:proofErr w:type="spellStart"/>
       <w:r>
         <w:rPr>
           <w:rFonts w:ascii="Times New Roman" w:hAnsi="Times New Roman" w:cs="Times New Roman"/>
-          <w:b/>
-          <w:bCs/>
-        </w:rPr>
-        <w:t>OCaml</w:t>
+        </w:rPr>
+        <w:t>J</w:t>
+      </w:r>
+      <w:r>
+        <w:rPr>
+          <w:rFonts w:ascii="Times New Roman" w:hAnsi="Times New Roman" w:cs="Times New Roman"/>
+        </w:rPr>
+        <w:t>oblib</w:t>
       </w:r>
       <w:proofErr w:type="spellEnd"/>
       <w:r>
         <w:rPr>
           <w:rFonts w:ascii="Times New Roman" w:hAnsi="Times New Roman" w:cs="Times New Roman"/>
-          <w:b/>
-          <w:bCs/>
-        </w:rPr>
-        <w:t xml:space="preserve"> Compiler</w:t>
+        </w:rPr>
+        <w:t xml:space="preserve"> for inference.</w:t>
       </w:r>
     </w:p>
     <w:p>
@@ -2464,45 +2517,41 @@
           <w:ilvl w:val="0"/>
           <w:numId w:val="4"/>
         </w:numPr>
-        <w:ind w:left="1080"/>
-        <w:rPr>
-          <w:rFonts w:ascii="Times New Roman" w:hAnsi="Times New Roman" w:cs="Times New Roman"/>
-          <w:bCs/>
-        </w:rPr>
-      </w:pPr>
-      <w:r>
-        <w:rPr>
-          <w:rFonts w:ascii="Times New Roman" w:hAnsi="Times New Roman" w:cs="Times New Roman"/>
-        </w:rPr>
-        <w:t xml:space="preserve">A simple compiler for an ML-like functional language, implemented in </w:t>
+        <w:rPr>
+          <w:rFonts w:ascii="Times New Roman" w:hAnsi="Times New Roman" w:cs="Times New Roman"/>
+        </w:rPr>
+      </w:pPr>
+      <w:r>
+        <w:rPr>
+          <w:rFonts w:ascii="Times New Roman" w:hAnsi="Times New Roman" w:cs="Times New Roman"/>
+        </w:rPr>
+        <w:t>Created a</w:t>
+      </w:r>
+      <w:r>
+        <w:rPr>
+          <w:rFonts w:ascii="Times New Roman" w:hAnsi="Times New Roman" w:cs="Times New Roman"/>
+        </w:rPr>
+        <w:t>n interactive</w:t>
+      </w:r>
+      <w:r>
+        <w:rPr>
+          <w:rFonts w:ascii="Times New Roman" w:hAnsi="Times New Roman" w:cs="Times New Roman"/>
+        </w:rPr>
+        <w:t xml:space="preserve"> </w:t>
       </w:r>
       <w:proofErr w:type="spellStart"/>
       <w:r>
         <w:rPr>
           <w:rFonts w:ascii="Times New Roman" w:hAnsi="Times New Roman" w:cs="Times New Roman"/>
         </w:rPr>
-        <w:t>OCaml</w:t>
+        <w:t>Streamlit</w:t>
       </w:r>
       <w:proofErr w:type="spellEnd"/>
       <w:r>
         <w:rPr>
           <w:rFonts w:ascii="Times New Roman" w:hAnsi="Times New Roman" w:cs="Times New Roman"/>
         </w:rPr>
-        <w:t xml:space="preserve"> as a class project. This project includes a </w:t>
-      </w:r>
-      <w:proofErr w:type="spellStart"/>
-      <w:r>
-        <w:rPr>
-          <w:rFonts w:ascii="Times New Roman" w:hAnsi="Times New Roman" w:cs="Times New Roman"/>
-        </w:rPr>
-        <w:t>lexer</w:t>
-      </w:r>
-      <w:proofErr w:type="spellEnd"/>
-      <w:r>
-        <w:rPr>
-          <w:rFonts w:ascii="Times New Roman" w:hAnsi="Times New Roman" w:cs="Times New Roman"/>
-        </w:rPr>
-        <w:t>, parser, type checker, and interpreter, demonstrating key compiler construction techniques.</w:t>
+        <w:t xml:space="preserve"> dashboard to display live pitch predictions and navigate game sequences.</w:t>
       </w:r>
     </w:p>
     <w:p>
@@ -2551,7 +2600,19 @@
         <w:rPr>
           <w:rFonts w:ascii="Times New Roman" w:hAnsi="Times New Roman" w:cs="Times New Roman"/>
         </w:rPr>
-        <w:t xml:space="preserve">, and MySQL to build a full-stack </w:t>
+        <w:t>, and MySQL to</w:t>
+      </w:r>
+      <w:r>
+        <w:rPr>
+          <w:rFonts w:ascii="Times New Roman" w:hAnsi="Times New Roman" w:cs="Times New Roman"/>
+        </w:rPr>
+        <w:t xml:space="preserve"> design</w:t>
+      </w:r>
+      <w:r>
+        <w:rPr>
+          <w:rFonts w:ascii="Times New Roman" w:hAnsi="Times New Roman" w:cs="Times New Roman"/>
+        </w:rPr>
+        <w:t xml:space="preserve"> a full-stack </w:t>
       </w:r>
       <w:r>
         <w:rPr>
@@ -2659,19 +2720,7 @@
         <w:rPr>
           <w:rFonts w:ascii="Times New Roman" w:hAnsi="Times New Roman" w:cs="Times New Roman"/>
         </w:rPr>
-        <w:t xml:space="preserve">Designed and implemented REST APIs to handle user </w:t>
-      </w:r>
-      <w:r>
-        <w:rPr>
-          <w:rFonts w:ascii="Times New Roman" w:hAnsi="Times New Roman" w:cs="Times New Roman"/>
-        </w:rPr>
-        <w:t>creation</w:t>
-      </w:r>
-      <w:r>
-        <w:rPr>
-          <w:rFonts w:ascii="Times New Roman" w:hAnsi="Times New Roman" w:cs="Times New Roman"/>
-        </w:rPr>
-        <w:t>, swiping logic, and match management.</w:t>
+        <w:t>Designed and implemented REST APIs to handle user creation, swiping logic, and match management.</w:t>
       </w:r>
     </w:p>
     <w:sectPr>
@@ -5554,4 +5603,16 @@
     </a:ext>
   </a:extLst>
 </a:theme>
+</file>
+
+<file path=customXml/item1.xml><?xml version="1.0" encoding="utf-8"?>
+<b:Sources xmlns:b="http://schemas.openxmlformats.org/officeDocument/2006/bibliography" xmlns="http://schemas.openxmlformats.org/officeDocument/2006/bibliography" SelectedStyle="/APASixthEditionOfficeOnline.xsl" StyleName="APA" Version="6"/>
+</file>
+
+<file path=customXml/itemProps1.xml><?xml version="1.0" encoding="utf-8"?>
+<ds:datastoreItem xmlns:ds="http://schemas.openxmlformats.org/officeDocument/2006/customXml" ds:itemID="{6FA8E87B-C54D-824F-B81E-F7708214D84D}">
+  <ds:schemaRefs>
+    <ds:schemaRef ds:uri="http://schemas.openxmlformats.org/officeDocument/2006/bibliography"/>
+  </ds:schemaRefs>
+</ds:datastoreItem>
 </file>
--- a/public/ResumeMalachiRosarioSwe.docx
+++ b/public/ResumeMalachiRosarioSwe.docx
@@ -206,7 +206,7 @@
         <w:rPr>
           <w:rFonts w:ascii="Times New Roman" w:hAnsi="Times New Roman" w:cs="Times New Roman"/>
         </w:rPr>
-        <w:t>Current</w:t>
+        <w:t>05/2026</w:t>
       </w:r>
     </w:p>
     <w:p>
@@ -329,13 +329,7 @@
         <w:rPr>
           <w:rFonts w:ascii="Times New Roman" w:hAnsi="Times New Roman" w:cs="Times New Roman"/>
         </w:rPr>
-        <w:t>Parallel and Distributed Computing</w:t>
-      </w:r>
-      <w:r>
-        <w:rPr>
-          <w:rFonts w:ascii="Times New Roman" w:hAnsi="Times New Roman" w:cs="Times New Roman"/>
-        </w:rPr>
-        <w:t xml:space="preserve"> | </w:t>
+        <w:t xml:space="preserve">Parallel and Distributed Computing | </w:t>
       </w:r>
       <w:r>
         <w:rPr>
@@ -365,19 +359,7 @@
         <w:rPr>
           <w:rFonts w:ascii="Times New Roman" w:hAnsi="Times New Roman" w:cs="Times New Roman"/>
         </w:rPr>
-        <w:t xml:space="preserve"> </w:t>
-      </w:r>
-      <w:r>
-        <w:rPr>
-          <w:rFonts w:ascii="Times New Roman" w:hAnsi="Times New Roman" w:cs="Times New Roman"/>
-        </w:rPr>
-        <w:t>| Data Science | Artificial Intelligence</w:t>
-      </w:r>
-      <w:r>
-        <w:rPr>
-          <w:rFonts w:ascii="Times New Roman" w:hAnsi="Times New Roman" w:cs="Times New Roman"/>
-        </w:rPr>
-        <w:t xml:space="preserve"> </w:t>
+        <w:t xml:space="preserve"> | Data Science | Artificial Intelligence </w:t>
       </w:r>
       <w:r>
         <w:rPr>
@@ -2437,19 +2419,7 @@
         <w:rPr>
           <w:rFonts w:ascii="Times New Roman" w:hAnsi="Times New Roman" w:cs="Times New Roman"/>
         </w:rPr>
-        <w:t>Architected a distributed producer</w:t>
-      </w:r>
-      <w:r>
-        <w:rPr>
-          <w:rFonts w:ascii="Times New Roman" w:hAnsi="Times New Roman" w:cs="Times New Roman"/>
-        </w:rPr>
-        <w:t>/</w:t>
-      </w:r>
-      <w:r>
-        <w:rPr>
-          <w:rFonts w:ascii="Times New Roman" w:hAnsi="Times New Roman" w:cs="Times New Roman"/>
-        </w:rPr>
-        <w:t xml:space="preserve">consumer streaming workflow </w:t>
+        <w:t xml:space="preserve">Architected a distributed producer/consumer streaming workflow </w:t>
       </w:r>
       <w:r>
         <w:rPr>

--- a/public/ResumeMalachiRosarioSwe.docx
+++ b/public/ResumeMalachiRosarioSwe.docx
@@ -262,30 +262,6 @@
         </w:rPr>
         <w:t xml:space="preserve"> Data Science</w:t>
       </w:r>
-      <w:r>
-        <w:rPr>
-          <w:rFonts w:ascii="Times New Roman" w:hAnsi="Times New Roman" w:cs="Times New Roman"/>
-        </w:rPr>
-        <w:tab/>
-      </w:r>
-      <w:r>
-        <w:rPr>
-          <w:rFonts w:ascii="Times New Roman" w:hAnsi="Times New Roman" w:cs="Times New Roman"/>
-        </w:rPr>
-        <w:t xml:space="preserve">Expected Graduation </w:t>
-      </w:r>
-      <w:r>
-        <w:rPr>
-          <w:rFonts w:ascii="Times New Roman" w:hAnsi="Times New Roman" w:cs="Times New Roman"/>
-        </w:rPr>
-        <w:t>05/</w:t>
-      </w:r>
-      <w:r>
-        <w:rPr>
-          <w:rFonts w:ascii="Times New Roman" w:hAnsi="Times New Roman" w:cs="Times New Roman"/>
-        </w:rPr>
-        <w:t>2026</w:t>
-      </w:r>
     </w:p>
     <w:p>
       <w:pPr>
@@ -371,7 +347,25 @@
         <w:rPr>
           <w:rFonts w:ascii="Times New Roman" w:hAnsi="Times New Roman" w:cs="Times New Roman"/>
         </w:rPr>
-        <w:t xml:space="preserve"> Probability and Statistics | Linear Algebra | Object-Oriented Programming I, II </w:t>
+        <w:t xml:space="preserve"> Probability and Statistics | Linear Algebra | Object-Oriented Programming I, II</w:t>
+      </w:r>
+      <w:r>
+        <w:rPr>
+          <w:rFonts w:ascii="Times New Roman" w:hAnsi="Times New Roman" w:cs="Times New Roman"/>
+        </w:rPr>
+        <w:t xml:space="preserve"> </w:t>
+      </w:r>
+      <w:r>
+        <w:rPr>
+          <w:rFonts w:ascii="Times New Roman" w:hAnsi="Times New Roman" w:cs="Times New Roman"/>
+        </w:rPr>
+        <w:t>| Graph Theory</w:t>
+      </w:r>
+      <w:r>
+        <w:rPr>
+          <w:rFonts w:ascii="Times New Roman" w:hAnsi="Times New Roman" w:cs="Times New Roman"/>
+        </w:rPr>
+        <w:t xml:space="preserve"> </w:t>
       </w:r>
     </w:p>
     <w:p>
@@ -2148,15 +2142,91 @@
           <w:b/>
           <w:bCs/>
         </w:rPr>
-        <w:t xml:space="preserve">S&amp;P 500 </w:t>
-      </w:r>
+        <w:t>Distributed Real-Time Trading System</w:t>
+      </w:r>
+      <w:r>
+        <w:rPr>
+          <w:rFonts w:ascii="Times New Roman" w:hAnsi="Times New Roman" w:cs="Times New Roman"/>
+        </w:rPr>
+        <w:tab/>
+      </w:r>
+      <w:hyperlink r:id="rId11" w:history="1">
+        <w:r>
+          <w:rPr>
+            <w:rStyle w:val="Hyperlink"/>
+            <w:rFonts w:ascii="Times New Roman" w:hAnsi="Times New Roman" w:cs="Times New Roman"/>
+            <w:color w:val="auto"/>
+          </w:rPr>
+          <w:t xml:space="preserve">View </w:t>
+        </w:r>
+        <w:r>
+          <w:rPr>
+            <w:rStyle w:val="Hyperlink"/>
+            <w:rFonts w:ascii="Times New Roman" w:hAnsi="Times New Roman" w:cs="Times New Roman"/>
+            <w:color w:val="auto"/>
+          </w:rPr>
+          <w:t>Demo</w:t>
+        </w:r>
+      </w:hyperlink>
+    </w:p>
+    <w:p>
+      <w:pPr>
+        <w:pStyle w:val="ListParagraph"/>
+        <w:numPr>
+          <w:ilvl w:val="0"/>
+          <w:numId w:val="4"/>
+        </w:numPr>
+        <w:rPr>
+          <w:rFonts w:ascii="Times New Roman" w:hAnsi="Times New Roman" w:cs="Times New Roman"/>
+        </w:rPr>
+      </w:pPr>
+      <w:r>
+        <w:rPr>
+          <w:rFonts w:ascii="Times New Roman" w:hAnsi="Times New Roman" w:cs="Times New Roman"/>
+        </w:rPr>
+        <w:t>U</w:t>
+      </w:r>
+      <w:r>
+        <w:rPr>
+          <w:rFonts w:ascii="Times New Roman" w:hAnsi="Times New Roman" w:cs="Times New Roman"/>
+        </w:rPr>
+        <w:t>sed C, POSIX threads, and TCP sockets to build a distributed real-time trading pipeline across 7 physical nodes on the FABRIC research testbed.</w:t>
+      </w:r>
+    </w:p>
+    <w:p>
+      <w:pPr>
+        <w:pStyle w:val="ListParagraph"/>
+        <w:numPr>
+          <w:ilvl w:val="0"/>
+          <w:numId w:val="4"/>
+        </w:numPr>
+        <w:rPr>
+          <w:rFonts w:ascii="Times New Roman" w:hAnsi="Times New Roman" w:cs="Times New Roman"/>
+        </w:rPr>
+      </w:pPr>
+      <w:r>
+        <w:rPr>
+          <w:rFonts w:ascii="Times New Roman" w:hAnsi="Times New Roman" w:cs="Times New Roman"/>
+        </w:rPr>
+        <w:t>Built a multithreaded producer-consumer-worker pipeline with mutex-synchronized queuing and dispatch.</w:t>
+      </w:r>
+    </w:p>
+    <w:p>
+      <w:pPr>
+        <w:tabs>
+          <w:tab w:val="right" w:pos="10800"/>
+        </w:tabs>
+        <w:rPr>
+          <w:rFonts w:ascii="Times New Roman" w:hAnsi="Times New Roman" w:cs="Times New Roman"/>
+        </w:rPr>
+      </w:pPr>
       <w:r>
         <w:rPr>
           <w:rFonts w:ascii="Times New Roman" w:hAnsi="Times New Roman" w:cs="Times New Roman"/>
           <w:b/>
           <w:bCs/>
         </w:rPr>
-        <w:t xml:space="preserve">Stock ETL </w:t>
+        <w:t xml:space="preserve">S&amp;P 500 </w:t>
       </w:r>
       <w:r>
         <w:rPr>
@@ -2164,7 +2234,7 @@
           <w:b/>
           <w:bCs/>
         </w:rPr>
-        <w:t>Pipeline</w:t>
+        <w:t xml:space="preserve">Stock ETL </w:t>
       </w:r>
       <w:r>
         <w:rPr>
@@ -2172,6 +2242,14 @@
           <w:b/>
           <w:bCs/>
         </w:rPr>
+        <w:t>Pipeline</w:t>
+      </w:r>
+      <w:r>
+        <w:rPr>
+          <w:rFonts w:ascii="Times New Roman" w:hAnsi="Times New Roman" w:cs="Times New Roman"/>
+          <w:b/>
+          <w:bCs/>
+        </w:rPr>
         <w:t xml:space="preserve"> and Dashboard</w:t>
       </w:r>
       <w:r>
@@ -2180,7 +2258,7 @@
         </w:rPr>
         <w:tab/>
       </w:r>
-      <w:hyperlink r:id="rId11" w:history="1">
+      <w:hyperlink r:id="rId12" w:history="1">
         <w:r>
           <w:rPr>
             <w:rStyle w:val="Hyperlink"/>
@@ -2522,175 +2600,6 @@
           <w:rFonts w:ascii="Times New Roman" w:hAnsi="Times New Roman" w:cs="Times New Roman"/>
         </w:rPr>
         <w:t xml:space="preserve"> dashboard to display live pitch predictions and navigate game sequences.</w:t>
-      </w:r>
-    </w:p>
-    <w:p>
-      <w:pPr>
-        <w:rPr>
-          <w:rFonts w:ascii="Times New Roman" w:hAnsi="Times New Roman" w:cs="Times New Roman"/>
-          <w:b/>
-          <w:bCs/>
-        </w:rPr>
-      </w:pPr>
-      <w:r>
-        <w:rPr>
-          <w:rFonts w:ascii="Times New Roman" w:hAnsi="Times New Roman" w:cs="Times New Roman"/>
-          <w:b/>
-          <w:bCs/>
-        </w:rPr>
-        <w:t>Tinder Clone</w:t>
-      </w:r>
-    </w:p>
-    <w:p>
-      <w:pPr>
-        <w:pStyle w:val="ListParagraph"/>
-        <w:numPr>
-          <w:ilvl w:val="0"/>
-          <w:numId w:val="4"/>
-        </w:numPr>
-        <w:rPr>
-          <w:rFonts w:ascii="Times New Roman" w:hAnsi="Times New Roman" w:cs="Times New Roman"/>
-        </w:rPr>
-      </w:pPr>
-      <w:r>
-        <w:rPr>
-          <w:rFonts w:ascii="Times New Roman" w:hAnsi="Times New Roman" w:cs="Times New Roman"/>
-        </w:rPr>
-        <w:t xml:space="preserve">Used React, </w:t>
-      </w:r>
-      <w:proofErr w:type="spellStart"/>
-      <w:r>
-        <w:rPr>
-          <w:rFonts w:ascii="Times New Roman" w:hAnsi="Times New Roman" w:cs="Times New Roman"/>
-        </w:rPr>
-        <w:t>FastAPI</w:t>
-      </w:r>
-      <w:proofErr w:type="spellEnd"/>
-      <w:r>
-        <w:rPr>
-          <w:rFonts w:ascii="Times New Roman" w:hAnsi="Times New Roman" w:cs="Times New Roman"/>
-        </w:rPr>
-        <w:t>, and MySQL to</w:t>
-      </w:r>
-      <w:r>
-        <w:rPr>
-          <w:rFonts w:ascii="Times New Roman" w:hAnsi="Times New Roman" w:cs="Times New Roman"/>
-        </w:rPr>
-        <w:t xml:space="preserve"> design</w:t>
-      </w:r>
-      <w:r>
-        <w:rPr>
-          <w:rFonts w:ascii="Times New Roman" w:hAnsi="Times New Roman" w:cs="Times New Roman"/>
-        </w:rPr>
-        <w:t xml:space="preserve"> a full-stack </w:t>
-      </w:r>
-      <w:r>
-        <w:rPr>
-          <w:rFonts w:ascii="Times New Roman" w:hAnsi="Times New Roman" w:cs="Times New Roman"/>
-        </w:rPr>
-        <w:t xml:space="preserve">CRUD </w:t>
-      </w:r>
-      <w:r>
-        <w:rPr>
-          <w:rFonts w:ascii="Times New Roman" w:hAnsi="Times New Roman" w:cs="Times New Roman"/>
-        </w:rPr>
-        <w:t>Tinder clone web application</w:t>
-      </w:r>
-      <w:r>
-        <w:rPr>
-          <w:rFonts w:ascii="Times New Roman" w:hAnsi="Times New Roman" w:cs="Times New Roman"/>
-        </w:rPr>
-        <w:t>.</w:t>
-      </w:r>
-    </w:p>
-    <w:p>
-      <w:pPr>
-        <w:pStyle w:val="ListParagraph"/>
-        <w:numPr>
-          <w:ilvl w:val="0"/>
-          <w:numId w:val="4"/>
-        </w:numPr>
-        <w:rPr>
-          <w:rFonts w:ascii="Times New Roman" w:hAnsi="Times New Roman" w:cs="Times New Roman"/>
-        </w:rPr>
-      </w:pPr>
-      <w:r>
-        <w:rPr>
-          <w:rFonts w:ascii="Times New Roman" w:hAnsi="Times New Roman" w:cs="Times New Roman"/>
-        </w:rPr>
-        <w:t xml:space="preserve">Configured the </w:t>
-      </w:r>
-      <w:proofErr w:type="spellStart"/>
-      <w:r>
-        <w:rPr>
-          <w:rFonts w:ascii="Times New Roman" w:hAnsi="Times New Roman" w:cs="Times New Roman"/>
-        </w:rPr>
-        <w:t>FastAPI</w:t>
-      </w:r>
-      <w:proofErr w:type="spellEnd"/>
-      <w:r>
-        <w:rPr>
-          <w:rFonts w:ascii="Times New Roman" w:hAnsi="Times New Roman" w:cs="Times New Roman"/>
-        </w:rPr>
-        <w:t xml:space="preserve"> backend </w:t>
-      </w:r>
-      <w:r>
-        <w:rPr>
-          <w:rFonts w:ascii="Times New Roman" w:hAnsi="Times New Roman" w:cs="Times New Roman"/>
-        </w:rPr>
-        <w:t>with</w:t>
-      </w:r>
-      <w:r>
-        <w:rPr>
-          <w:rFonts w:ascii="Times New Roman" w:hAnsi="Times New Roman" w:cs="Times New Roman"/>
-        </w:rPr>
-        <w:t xml:space="preserve"> </w:t>
-      </w:r>
-      <w:proofErr w:type="spellStart"/>
-      <w:r>
-        <w:rPr>
-          <w:rFonts w:ascii="Times New Roman" w:hAnsi="Times New Roman" w:cs="Times New Roman"/>
-        </w:rPr>
-        <w:t>SQLAlchemy</w:t>
-      </w:r>
-      <w:proofErr w:type="spellEnd"/>
-      <w:r>
-        <w:rPr>
-          <w:rFonts w:ascii="Times New Roman" w:hAnsi="Times New Roman" w:cs="Times New Roman"/>
-        </w:rPr>
-        <w:t xml:space="preserve"> and </w:t>
-      </w:r>
-      <w:proofErr w:type="spellStart"/>
-      <w:r>
-        <w:rPr>
-          <w:rFonts w:ascii="Times New Roman" w:hAnsi="Times New Roman" w:cs="Times New Roman"/>
-        </w:rPr>
-        <w:t>Pydantic</w:t>
-      </w:r>
-      <w:proofErr w:type="spellEnd"/>
-      <w:r>
-        <w:rPr>
-          <w:rFonts w:ascii="Times New Roman" w:hAnsi="Times New Roman" w:cs="Times New Roman"/>
-        </w:rPr>
-        <w:t xml:space="preserve"> models for seamless database interaction.</w:t>
-      </w:r>
-    </w:p>
-    <w:p>
-      <w:pPr>
-        <w:pStyle w:val="ListParagraph"/>
-        <w:numPr>
-          <w:ilvl w:val="0"/>
-          <w:numId w:val="4"/>
-        </w:numPr>
-        <w:rPr>
-          <w:rFonts w:ascii="Times New Roman" w:hAnsi="Times New Roman" w:cs="Times New Roman"/>
-        </w:rPr>
-      </w:pPr>
-      <w:r>
-        <w:rPr>
-          <w:rFonts w:ascii="Times New Roman" w:hAnsi="Times New Roman" w:cs="Times New Roman"/>
-        </w:rPr>
-        <w:t>Designed and implemented REST APIs to handle user creation, swiping logic, and match management.</w:t>
       </w:r>
     </w:p>
     <w:sectPr>
